--- a/CrediAgil/Templates/DECLARACION JURADA.docx
+++ b/CrediAgil/Templates/DECLARACION JURADA.docx
@@ -250,12 +250,21 @@
         </w:rPr>
         <w:t xml:space="preserve">Mensaje de casa, según relación adjunta valorizada. </w:t>
       </w:r>
+      <w:proofErr w:type="gramStart"/>
       <w:r>
         <w:rPr>
           <w:sz w:val="16"/>
           <w:szCs w:val="16"/>
         </w:rPr>
-        <w:t>( ${CHECK_MENAJE} )</w:t>
+        <w:t>( $</w:t>
+      </w:r>
+      <w:proofErr w:type="gramEnd"/>
+      <w:r>
+        <w:rPr>
+          <w:sz w:val="16"/>
+          <w:szCs w:val="16"/>
+        </w:rPr>
+        <w:t>{CHECK_MENAJE} )</w:t>
       </w:r>
     </w:p>
     <w:p>
@@ -292,8 +301,17 @@
           <w:sz w:val="16"/>
           <w:szCs w:val="16"/>
         </w:rPr>
-        <w:t>${CHECK_EQUIPOS} )</w:t>
+        <w:t>${CHECK_EQUIPOS</w:t>
       </w:r>
+      <w:proofErr w:type="gramStart"/>
+      <w:r>
+        <w:rPr>
+          <w:sz w:val="16"/>
+          <w:szCs w:val="16"/>
+        </w:rPr>
+        <w:t>} )</w:t>
+      </w:r>
+      <w:proofErr w:type="gramEnd"/>
     </w:p>
     <w:p>
       <w:pPr>
@@ -509,6 +527,90 @@
     </w:p>
     <w:p>
       <w:pPr>
+        <w:pStyle w:val="Prrafodelista"/>
+        <w:spacing w:before="10" w:after="10" w:line="240" w:lineRule="auto"/>
+        <w:ind w:left="284" w:right="141"/>
+        <w:jc w:val="both"/>
+        <w:rPr>
+          <w:sz w:val="16"/>
+          <w:szCs w:val="16"/>
+        </w:rPr>
+      </w:pPr>
+    </w:p>
+    <w:p>
+      <w:pPr>
+        <w:pStyle w:val="Prrafodelista"/>
+        <w:spacing w:before="10" w:after="10" w:line="240" w:lineRule="auto"/>
+        <w:ind w:left="284" w:right="141"/>
+        <w:jc w:val="both"/>
+        <w:rPr>
+          <w:sz w:val="16"/>
+          <w:szCs w:val="16"/>
+        </w:rPr>
+      </w:pPr>
+    </w:p>
+    <w:p>
+      <w:pPr>
+        <w:pStyle w:val="Prrafodelista"/>
+        <w:spacing w:before="10" w:after="10" w:line="240" w:lineRule="auto"/>
+        <w:ind w:left="284" w:right="141"/>
+        <w:jc w:val="both"/>
+        <w:rPr>
+          <w:sz w:val="16"/>
+          <w:szCs w:val="16"/>
+        </w:rPr>
+      </w:pPr>
+    </w:p>
+    <w:p>
+      <w:pPr>
+        <w:pStyle w:val="Prrafodelista"/>
+        <w:spacing w:before="10" w:after="10" w:line="240" w:lineRule="auto"/>
+        <w:ind w:left="284" w:right="141"/>
+        <w:jc w:val="both"/>
+        <w:rPr>
+          <w:sz w:val="16"/>
+          <w:szCs w:val="16"/>
+        </w:rPr>
+      </w:pPr>
+    </w:p>
+    <w:p>
+      <w:pPr>
+        <w:pStyle w:val="Prrafodelista"/>
+        <w:spacing w:before="10" w:after="10" w:line="240" w:lineRule="auto"/>
+        <w:ind w:left="284" w:right="141"/>
+        <w:jc w:val="both"/>
+        <w:rPr>
+          <w:sz w:val="16"/>
+          <w:szCs w:val="16"/>
+        </w:rPr>
+      </w:pPr>
+    </w:p>
+    <w:p>
+      <w:pPr>
+        <w:pStyle w:val="Prrafodelista"/>
+        <w:spacing w:before="10" w:after="10" w:line="240" w:lineRule="auto"/>
+        <w:ind w:left="284" w:right="141"/>
+        <w:jc w:val="both"/>
+        <w:rPr>
+          <w:sz w:val="16"/>
+          <w:szCs w:val="16"/>
+        </w:rPr>
+      </w:pPr>
+    </w:p>
+    <w:p>
+      <w:pPr>
+        <w:pStyle w:val="Prrafodelista"/>
+        <w:spacing w:before="10" w:after="10" w:line="240" w:lineRule="auto"/>
+        <w:ind w:left="284" w:right="141"/>
+        <w:jc w:val="both"/>
+        <w:rPr>
+          <w:sz w:val="16"/>
+          <w:szCs w:val="16"/>
+        </w:rPr>
+      </w:pPr>
+    </w:p>
+    <w:p>
+      <w:pPr>
         <w:spacing w:before="10" w:after="10" w:line="240" w:lineRule="auto"/>
         <w:ind w:right="141"/>
         <w:jc w:val="both"/>
@@ -528,6 +630,52 @@
           <w:szCs w:val="16"/>
         </w:rPr>
       </w:pPr>
+    </w:p>
+    <w:p>
+      <w:pPr>
+        <w:spacing w:before="10" w:after="10" w:line="240" w:lineRule="auto"/>
+        <w:ind w:right="141"/>
+        <w:jc w:val="both"/>
+        <w:rPr>
+          <w:sz w:val="16"/>
+          <w:szCs w:val="16"/>
+        </w:rPr>
+      </w:pPr>
+    </w:p>
+    <w:p>
+      <w:pPr>
+        <w:spacing w:before="10" w:after="10" w:line="240" w:lineRule="auto"/>
+        <w:ind w:right="141"/>
+        <w:jc w:val="both"/>
+        <w:rPr>
+          <w:sz w:val="16"/>
+          <w:szCs w:val="16"/>
+        </w:rPr>
+      </w:pPr>
+    </w:p>
+    <w:p>
+      <w:pPr>
+        <w:pStyle w:val="Prrafodelista"/>
+        <w:spacing w:before="10" w:after="10" w:line="240" w:lineRule="auto"/>
+        <w:ind w:left="284" w:right="141"/>
+        <w:jc w:val="both"/>
+        <w:rPr>
+          <w:sz w:val="16"/>
+          <w:szCs w:val="16"/>
+        </w:rPr>
+      </w:pPr>
+    </w:p>
+    <w:p>
+      <w:pPr>
+        <w:pStyle w:val="Prrafodelista"/>
+        <w:spacing w:before="10" w:after="10" w:line="240" w:lineRule="auto"/>
+        <w:ind w:left="284" w:right="141"/>
+        <w:jc w:val="both"/>
+        <w:rPr>
+          <w:sz w:val="16"/>
+          <w:szCs w:val="16"/>
+        </w:rPr>
+      </w:pPr>
       <w:r>
         <w:rPr>
           <w:noProof/>
@@ -538,13 +686,86 @@
         <mc:AlternateContent>
           <mc:Choice Requires="wps">
             <w:drawing>
-              <wp:anchor distT="0" distB="0" distL="114300" distR="114300" simplePos="0" relativeHeight="251660288" behindDoc="0" locked="0" layoutInCell="1" allowOverlap="1" wp14:anchorId="1CAEDD92" wp14:editId="3E95A3EC">
+              <wp:anchor distT="0" distB="0" distL="114300" distR="114300" simplePos="0" relativeHeight="251659264" behindDoc="0" locked="0" layoutInCell="1" allowOverlap="1" wp14:anchorId="1A75FE9E" wp14:editId="55C562A3">
                 <wp:simplePos x="0" y="0"/>
-                <wp:positionH relativeFrom="page">
-                  <wp:align>center</wp:align>
+                <wp:positionH relativeFrom="column">
+                  <wp:posOffset>2277745</wp:posOffset>
                 </wp:positionH>
                 <wp:positionV relativeFrom="paragraph">
-                  <wp:posOffset>6511</wp:posOffset>
+                  <wp:posOffset>6985</wp:posOffset>
+                </wp:positionV>
+                <wp:extent cx="1948070" cy="0"/>
+                <wp:effectExtent l="0" t="0" r="0" b="0"/>
+                <wp:wrapNone/>
+                <wp:docPr id="22" name="22 Conector recto"/>
+                <wp:cNvGraphicFramePr/>
+                <a:graphic xmlns:a="http://schemas.openxmlformats.org/drawingml/2006/main">
+                  <a:graphicData uri="http://schemas.microsoft.com/office/word/2010/wordprocessingShape">
+                    <wps:wsp>
+                      <wps:cNvCnPr/>
+                      <wps:spPr>
+                        <a:xfrm>
+                          <a:off x="0" y="0"/>
+                          <a:ext cx="1948070" cy="0"/>
+                        </a:xfrm>
+                        <a:prstGeom prst="line">
+                          <a:avLst/>
+                        </a:prstGeom>
+                        <a:ln/>
+                      </wps:spPr>
+                      <wps:style>
+                        <a:lnRef idx="1">
+                          <a:schemeClr val="dk1"/>
+                        </a:lnRef>
+                        <a:fillRef idx="0">
+                          <a:schemeClr val="dk1"/>
+                        </a:fillRef>
+                        <a:effectRef idx="0">
+                          <a:schemeClr val="dk1"/>
+                        </a:effectRef>
+                        <a:fontRef idx="minor">
+                          <a:schemeClr val="tx1"/>
+                        </a:fontRef>
+                      </wps:style>
+                      <wps:bodyPr/>
+                    </wps:wsp>
+                  </a:graphicData>
+                </a:graphic>
+                <wp14:sizeRelH relativeFrom="margin">
+                  <wp14:pctWidth>0</wp14:pctWidth>
+                </wp14:sizeRelH>
+                <wp14:sizeRelV relativeFrom="margin">
+                  <wp14:pctHeight>0</wp14:pctHeight>
+                </wp14:sizeRelV>
+              </wp:anchor>
+            </w:drawing>
+          </mc:Choice>
+          <mc:Fallback>
+            <w:pict>
+              <v:line w14:anchorId="65B9E283" id="22 Conector recto" o:spid="_x0000_s1026" style="position:absolute;z-index:251659264;visibility:visible;mso-wrap-style:square;mso-width-percent:0;mso-height-percent:0;mso-wrap-distance-left:9pt;mso-wrap-distance-top:0;mso-wrap-distance-right:9pt;mso-wrap-distance-bottom:0;mso-position-horizontal:absolute;mso-position-horizontal-relative:text;mso-position-vertical:absolute;mso-position-vertical-relative:text;mso-width-percent:0;mso-height-percent:0;mso-width-relative:margin;mso-height-relative:margin" from="179.35pt,.55pt" to="332.75pt,.55pt" o:gfxdata="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" strokecolor="black [3200]" strokeweight=".5pt">
+                <v:stroke joinstyle="miter"/>
+              </v:line>
+            </w:pict>
+          </mc:Fallback>
+        </mc:AlternateContent>
+      </w:r>
+      <w:r>
+        <w:rPr>
+          <w:noProof/>
+          <w:sz w:val="16"/>
+          <w:szCs w:val="16"/>
+          <w:lang w:eastAsia="es-PE"/>
+        </w:rPr>
+        <mc:AlternateContent>
+          <mc:Choice Requires="wps">
+            <w:drawing>
+              <wp:anchor distT="0" distB="0" distL="114300" distR="114300" simplePos="0" relativeHeight="251660288" behindDoc="0" locked="0" layoutInCell="1" allowOverlap="1" wp14:anchorId="1CAEDD92" wp14:editId="5A8867C1">
+                <wp:simplePos x="0" y="0"/>
+                <wp:positionH relativeFrom="margin">
+                  <wp:align>right</wp:align>
+                </wp:positionH>
+                <wp:positionV relativeFrom="paragraph">
+                  <wp:posOffset>21268</wp:posOffset>
                 </wp:positionV>
                 <wp:extent cx="876300" cy="981075"/>
                 <wp:effectExtent l="0" t="0" r="19050" b="28575"/>
@@ -597,59 +818,13 @@
           </mc:Choice>
           <mc:Fallback>
             <w:pict>
-              <v:rect w14:anchorId="5742FD8E" id="23 Rectángulo" o:spid="_x0000_s1026" style="position:absolute;margin-left:0;margin-top:.5pt;width:69pt;height:77.25pt;z-index:251660288;visibility:visible;mso-wrap-style:square;mso-wrap-distance-left:9pt;mso-wrap-distance-top:0;mso-wrap-distance-right:9pt;mso-wrap-distance-bottom:0;mso-position-horizontal:center;mso-position-horizontal-relative:page;mso-position-vertical:absolute;mso-position-vertical-relative:text;v-text-anchor:middle" o:gfxdata="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" fillcolor="white [3201]" strokecolor="black [3213]" strokeweight="1pt">
-                <w10:wrap anchorx="page"/>
+              <v:rect w14:anchorId="6D1C81EB" id="23 Rectángulo" o:spid="_x0000_s1026" style="position:absolute;margin-left:17.8pt;margin-top:1.65pt;width:69pt;height:77.25pt;z-index:251660288;visibility:visible;mso-wrap-style:square;mso-wrap-distance-left:9pt;mso-wrap-distance-top:0;mso-wrap-distance-right:9pt;mso-wrap-distance-bottom:0;mso-position-horizontal:right;mso-position-horizontal-relative:margin;mso-position-vertical:absolute;mso-position-vertical-relative:text;v-text-anchor:middle" o:gfxdata="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" fillcolor="white [3201]" strokecolor="black [3213]" strokeweight="1pt">
+                <w10:wrap anchorx="margin"/>
               </v:rect>
             </w:pict>
           </mc:Fallback>
         </mc:AlternateContent>
       </w:r>
-    </w:p>
-    <w:p>
-      <w:pPr>
-        <w:spacing w:before="10" w:after="10" w:line="240" w:lineRule="auto"/>
-        <w:ind w:right="141"/>
-        <w:jc w:val="both"/>
-        <w:rPr>
-          <w:sz w:val="16"/>
-          <w:szCs w:val="16"/>
-        </w:rPr>
-      </w:pPr>
-    </w:p>
-    <w:p>
-      <w:pPr>
-        <w:spacing w:before="10" w:after="10" w:line="240" w:lineRule="auto"/>
-        <w:ind w:right="141"/>
-        <w:jc w:val="both"/>
-        <w:rPr>
-          <w:sz w:val="16"/>
-          <w:szCs w:val="16"/>
-        </w:rPr>
-      </w:pPr>
-    </w:p>
-    <w:p>
-      <w:pPr>
-        <w:pStyle w:val="Prrafodelista"/>
-        <w:spacing w:before="10" w:after="10" w:line="240" w:lineRule="auto"/>
-        <w:ind w:left="284" w:right="141"/>
-        <w:jc w:val="both"/>
-        <w:rPr>
-          <w:sz w:val="16"/>
-          <w:szCs w:val="16"/>
-        </w:rPr>
-      </w:pPr>
-    </w:p>
-    <w:p>
-      <w:pPr>
-        <w:pStyle w:val="Prrafodelista"/>
-        <w:spacing w:before="10" w:after="10" w:line="240" w:lineRule="auto"/>
-        <w:ind w:left="284" w:right="141"/>
-        <w:jc w:val="both"/>
-        <w:rPr>
-          <w:sz w:val="16"/>
-          <w:szCs w:val="16"/>
-        </w:rPr>
-      </w:pPr>
       <w:r>
         <w:rPr>
           <w:noProof/>
@@ -657,74 +832,13 @@
           <w:szCs w:val="16"/>
           <w:lang w:eastAsia="es-PE"/>
         </w:rPr>
-        <mc:AlternateContent>
-          <mc:Choice Requires="wps">
-            <w:drawing>
-              <wp:anchor distT="0" distB="0" distL="114300" distR="114300" simplePos="0" relativeHeight="251659264" behindDoc="0" locked="0" layoutInCell="1" allowOverlap="1" wp14:anchorId="1A75FE9E" wp14:editId="52CE9AA2">
-                <wp:simplePos x="0" y="0"/>
-                <wp:positionH relativeFrom="column">
-                  <wp:posOffset>617855</wp:posOffset>
-                </wp:positionH>
-                <wp:positionV relativeFrom="paragraph">
-                  <wp:posOffset>32385</wp:posOffset>
-                </wp:positionV>
-                <wp:extent cx="1707515" cy="5080"/>
-                <wp:effectExtent l="0" t="0" r="26035" b="33020"/>
-                <wp:wrapNone/>
-                <wp:docPr id="22" name="22 Conector recto"/>
-                <wp:cNvGraphicFramePr/>
-                <a:graphic xmlns:a="http://schemas.openxmlformats.org/drawingml/2006/main">
-                  <a:graphicData uri="http://schemas.microsoft.com/office/word/2010/wordprocessingShape">
-                    <wps:wsp>
-                      <wps:cNvCnPr/>
-                      <wps:spPr>
-                        <a:xfrm>
-                          <a:off x="0" y="0"/>
-                          <a:ext cx="1707515" cy="5080"/>
-                        </a:xfrm>
-                        <a:prstGeom prst="line">
-                          <a:avLst/>
-                        </a:prstGeom>
-                        <a:ln/>
-                      </wps:spPr>
-                      <wps:style>
-                        <a:lnRef idx="1">
-                          <a:schemeClr val="dk1"/>
-                        </a:lnRef>
-                        <a:fillRef idx="0">
-                          <a:schemeClr val="dk1"/>
-                        </a:fillRef>
-                        <a:effectRef idx="0">
-                          <a:schemeClr val="dk1"/>
-                        </a:effectRef>
-                        <a:fontRef idx="minor">
-                          <a:schemeClr val="tx1"/>
-                        </a:fontRef>
-                      </wps:style>
-                      <wps:bodyPr/>
-                    </wps:wsp>
-                  </a:graphicData>
-                </a:graphic>
-                <wp14:sizeRelH relativeFrom="margin">
-                  <wp14:pctWidth>0</wp14:pctWidth>
-                </wp14:sizeRelH>
-              </wp:anchor>
-            </w:drawing>
-          </mc:Choice>
-          <mc:Fallback>
-            <w:pict>
-              <v:line w14:anchorId="6A3893C4" id="22 Conector recto" o:spid="_x0000_s1026" style="position:absolute;z-index:251659264;visibility:visible;mso-wrap-style:square;mso-width-percent:0;mso-wrap-distance-left:9pt;mso-wrap-distance-top:0;mso-wrap-distance-right:9pt;mso-wrap-distance-bottom:0;mso-position-horizontal:absolute;mso-position-horizontal-relative:text;mso-position-vertical:absolute;mso-position-vertical-relative:text;mso-width-percent:0;mso-width-relative:margin" from="48.65pt,2.55pt" to="183.1pt,2.95pt" o:gfxdata="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" strokecolor="black [3200]" strokeweight=".5pt">
-                <v:stroke joinstyle="miter"/>
-              </v:line>
-            </w:pict>
-          </mc:Fallback>
-        </mc:AlternateContent>
+        <w:t xml:space="preserve">  </w:t>
       </w:r>
     </w:p>
     <w:p>
       <w:pPr>
         <w:spacing w:before="10" w:after="10" w:line="240" w:lineRule="auto"/>
-        <w:ind w:left="708" w:right="141" w:firstLine="708"/>
+        <w:ind w:left="2832" w:right="141" w:firstLine="708"/>
         <w:jc w:val="both"/>
         <w:rPr>
           <w:sz w:val="16"/>
@@ -742,7 +856,7 @@
     <w:p>
       <w:pPr>
         <w:spacing w:before="10" w:after="10" w:line="240" w:lineRule="auto"/>
-        <w:ind w:left="708" w:right="141" w:firstLine="708"/>
+        <w:ind w:left="2832" w:right="141" w:firstLine="708"/>
         <w:jc w:val="both"/>
         <w:rPr>
           <w:sz w:val="16"/>
@@ -771,14 +885,7 @@
           <w:sz w:val="16"/>
           <w:szCs w:val="16"/>
         </w:rPr>
-        <w:t xml:space="preserve"> </w:t>
-      </w:r>
-      <w:r>
-        <w:rPr>
-          <w:sz w:val="16"/>
-          <w:szCs w:val="16"/>
-        </w:rPr>
-        <w:t>${DNI_CLIENTE}</w:t>
+        <w:t xml:space="preserve"> ${DNI_CLIENTE}</w:t>
       </w:r>
     </w:p>
     <w:p>
@@ -1225,7 +1332,7 @@
               <wp:extent cx="298450" cy="298450"/>
               <wp:effectExtent l="0" t="0" r="0" b="0"/>
               <wp:wrapNone/>
-              <wp:docPr id="3" name="Group 2"/>
+              <wp:docPr id="4" name="Group 2"/>
               <wp:cNvGraphicFramePr>
                 <a:graphicFrameLocks xmlns:a="http://schemas.openxmlformats.org/drawingml/2006/main"/>
               </wp:cNvGraphicFramePr>
@@ -1244,7 +1351,7 @@
                       </a:xfrm>
                     </wpg:grpSpPr>
                     <wps:wsp>
-                      <wps:cNvPr id="4" name="Graphic 3"/>
+                      <wps:cNvPr id="11" name="Graphic 3"/>
                       <wps:cNvSpPr/>
                       <wps:spPr>
                         <a:xfrm>
@@ -1339,7 +1446,7 @@
                     </wps:wsp>
                     <pic:pic xmlns:pic="http://schemas.openxmlformats.org/drawingml/2006/picture">
                       <pic:nvPicPr>
-                        <pic:cNvPr id="11" name="Image 4"/>
+                        <pic:cNvPr id="12" name="Image 4"/>
                         <pic:cNvPicPr/>
                       </pic:nvPicPr>
                       <pic:blipFill>
@@ -1403,7 +1510,7 @@
               <wp:extent cx="1414145" cy="139700"/>
               <wp:effectExtent l="0" t="0" r="0" b="0"/>
               <wp:wrapNone/>
-              <wp:docPr id="12" name="Textbox 12"/>
+              <wp:docPr id="13" name="Textbox 12"/>
               <wp:cNvGraphicFramePr>
                 <a:graphicFrameLocks xmlns:a="http://schemas.openxmlformats.org/drawingml/2006/main"/>
               </wp:cNvGraphicFramePr>
@@ -1505,7 +1612,7 @@
               <wp:extent cx="1506855" cy="139700"/>
               <wp:effectExtent l="0" t="0" r="0" b="0"/>
               <wp:wrapNone/>
-              <wp:docPr id="13" name="Textbox 11"/>
+              <wp:docPr id="14" name="Textbox 11"/>
               <wp:cNvGraphicFramePr>
                 <a:graphicFrameLocks xmlns:a="http://schemas.openxmlformats.org/drawingml/2006/main"/>
               </wp:cNvGraphicFramePr>
@@ -1949,7 +2056,7 @@
                           </a:xfrm>
                         </wpg:grpSpPr>
                         <wpg:grpSp>
-                          <wpg:cNvPr id="22" name="Grupo 22"/>
+                          <wpg:cNvPr id="1" name="Grupo 22"/>
                           <wpg:cNvGrpSpPr/>
                           <wpg:grpSpPr>
                             <a:xfrm>
@@ -1960,7 +2067,7 @@
                             </a:xfrm>
                           </wpg:grpSpPr>
                           <wps:wsp>
-                            <wps:cNvPr id="1" name="Graphic 15"/>
+                            <wps:cNvPr id="2" name="Graphic 15"/>
                             <wps:cNvSpPr/>
                             <wps:spPr>
                               <a:xfrm>
@@ -2696,7 +2803,7 @@
                       </wps:wsp>
                     </wpg:grpSp>
                     <wps:wsp>
-                      <wps:cNvPr id="2" name="Cuadro de texto 14"/>
+                      <wps:cNvPr id="3" name="Cuadro de texto 14"/>
                       <wps:cNvSpPr txBox="1"/>
                       <wps:spPr>
                         <a:xfrm>
@@ -2796,11 +2903,11 @@
         </mc:Choice>
         <mc:Fallback>
           <w:pict>
-            <v:group w14:anchorId="6E0C7674" id="Grupo 23" o:spid="_x0000_s1026" style="position:absolute;margin-left:544.05pt;margin-top:-99.2pt;width:595.25pt;height:107.65pt;z-index:251671552;mso-position-horizontal:right;mso-position-horizontal-relative:page;mso-width-relative:margin;mso-height-relative:margin" coordsize="75497,13754" o:gfxdata="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">
+            <v:group w14:anchorId="6E0C7674" id="Grupo 23" o:spid="_x0000_s1026" style="position:absolute;margin-left:544.05pt;margin-top:-99.2pt;width:595.25pt;height:107.65pt;z-index:251671552;mso-position-horizontal:right;mso-position-horizontal-relative:page;mso-width-relative:margin;mso-height-relative:margin" coordsize="75497,13754" o:gfxdata="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">
               <v:group id="Grupo 28" o:spid="_x0000_s1027" style="position:absolute;width:75497;height:13754" coordsize="75603,13353" o:gfxdata="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">
                 <v:group id="Grupo 25" o:spid="_x0000_s1028" style="position:absolute;width:75603;height:13353" coordsize="75603,13353" o:gfxdata="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">
-                  <v:group id="Grupo 22" o:spid="_x0000_s1029" style="position:absolute;width:75603;height:13353" coordsize="75603,13353" o:gfxdata="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">
-                    <v:shape id="Graphic 15" o:spid="_x0000_s1030" style="position:absolute;width:75603;height:10287;visibility:visible;mso-wrap-style:square;v-text-anchor:top" coordsize="7560309,1028700" o:gfxdata="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" path="m7560005,l,,,1028496r7560005,l7560005,xe" fillcolor="#f5812a" stroked="f">
+                  <v:group id="Grupo 22" o:spid="_x0000_s1029" style="position:absolute;width:75603;height:13353" coordsize="75603,13353" o:gfxdata="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">
+                    <v:shape id="Graphic 15" o:spid="_x0000_s1030" style="position:absolute;width:75603;height:10287;visibility:visible;mso-wrap-style:square;v-text-anchor:top" coordsize="7560309,1028700" o:gfxdata="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" path="m7560005,l,,,1028496r7560005,l7560005,xe" fillcolor="#f5812a" stroked="f">
                       <v:path arrowok="t"/>
                     </v:shape>
                     <v:shapetype id="_x0000_t75" coordsize="21600,21600" o:spt="75" o:preferrelative="t" path="m@4@5l@4@11@9@11@9@5xe" filled="f" stroked="f">
@@ -3089,7 +3196,7 @@
                   </v:textbox>
                 </v:shape>
               </v:group>
-              <v:shape id="Cuadro de texto 14" o:spid="_x0000_s1039" type="#_x0000_t202" style="position:absolute;left:6501;top:9685;width:11272;height:2194;visibility:visible;mso-wrap-style:square;v-text-anchor:top" o:gfxdata="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" filled="f" stroked="f" strokeweight=".5pt">
+              <v:shape id="Cuadro de texto 14" o:spid="_x0000_s1039" type="#_x0000_t202" style="position:absolute;left:6501;top:9685;width:11272;height:2194;visibility:visible;mso-wrap-style:square;v-text-anchor:top" o:gfxdata="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" filled="f" stroked="f" strokeweight=".5pt">
                 <v:textbox>
                   <w:txbxContent>
                     <w:p>
@@ -4909,6 +5016,7 @@
   <w:style w:type="character" w:default="1" w:styleId="Fuentedeprrafopredeter">
     <w:name w:val="Default Paragraph Font"/>
     <w:uiPriority w:val="1"/>
+    <w:semiHidden/>
     <w:unhideWhenUsed/>
   </w:style>
   <w:style w:type="table" w:default="1" w:styleId="Tablanormal">
